--- a/por/docx/02.content.docx
+++ b/por/docx/02.content.docx
@@ -11,6 +11,15 @@
         <w:pStyle w:val="Heading2"/>
       </w:pPr>
       <w:r>
+        <w:t>Resource: Notas de Estudo (Tyndale)</w:t>
+      </w:r>
+      <w:r/>
+    </w:p>
+    <w:p>
+      <w:pPr>
+        <w:pStyle w:val="Heading2"/>
+      </w:pPr>
+      <w:r>
         <w:t>License Information</w:t>
       </w:r>
       <w:r/>
@@ -21,7 +30,7 @@
         <w:rPr>
           <w:b/>
         </w:rPr>
-        <w:t>Study Notes (Tyndale)</w:t>
+        <w:t>Notas de Estudo (Tyndale)</w:t>
       </w:r>
       <w:r>
         <w:t xml:space="preserve"> (Portuguese) is based on</w:t>
@@ -74,7 +83,7 @@
         <w:pStyle w:val="Heading1"/>
       </w:pPr>
       <w:r>
-        <w:t>Study Notes (Tyndale)</w:t>
+        <w:t>Notas de Estudo (Tyndale)</w:t>
       </w:r>
     </w:p>
     <w:p>
@@ -83,6 +92,51 @@
           <w:headerReference w:type="even" r:id="rId8"/>
           <w:headerReference w:type="default" r:id="rId9"/>
           <w:footerReference w:type="default" r:id="rId10"/>
+          <w:footnotePr>
+            <w:numRestart w:val="eachSect"/>
+          </w:footnotePr>
+          <w:type w:val="continuous"/>
+          <w:pgSz w:w="12240" w:h="15840" w:code="1"/>
+          <w:pgMar w:top="1440" w:right="1440" w:bottom="1440" w:left="1440" w:header="504" w:footer="504" w:gutter="0"/>
+          <w:cols w:space="708"/>
+          <w:titlePg/>
+          <w:docGrid w:linePitch="360"/>
+        </w:sectPr>
+      </w:pPr>
+    </w:p>
+    <w:p>
+      <w:r/>
+    </w:p>
+    <w:p>
+      <w:pPr>
+        <w:pStyle w:val="Heading2"/>
+      </w:pPr>
+      <w:r>
+        <w:t>EXO</w:t>
+      </w:r>
+      <w:r/>
+    </w:p>
+    <w:p>
+      <w:r/>
+      <w:r>
+        <w:rPr>
+          <w:i/>
+        </w:rPr>
+        <w:t>Êxodo 1.1, Êxodo 1.1–22, Êxodo 1.2–4, Êxodo 1.5, Êxodo 1.6–7, Êxodo 1.8–10, Êxodo 1.10, Êxodo 1.11, Êxodo 1.12, Êxodo 1.14, Êxodo 1.15, Êxodo 1.16, Êxodo 1.17, Êxodo 1.19, Êxodo 1.20–21, Êxodo 2.1, Êxodo 2.1–25, Êxodo 2.2, Êxodo 2.3, Êxodo 2.5–6, Êxodo 2.7–9, Êxodo 2.10, Êxodo 2.11–12, Êxodo 2.11–15, Êxodo 2.13, Êxodo 2.14, Êxodo 2.15, Êxodo 2.16, Êxodo 2.16–25, Êxodo 2.17, Êxodo 2.18–20, Êxodo 2.24–25, Êxodo 3.1, Êxodo 3.1–10, Êxodo 3.1–4.28, Êxodo 3.2, Êxodo 3.4, Êxodo 3.5, Êxodo 3.6, Êxodo 3.7, Êxodo 3.8, Êxodo 3.10, Êxodo 3.11–12, Êxodo 3.11–4.17, Êxodo 3.12, Êxodo 3.13–22, Êxodo 3.14, Êxodo 3.15, Êxodo 3.16–17, Êxodo 3.18, Êxodo 3.19, Êxodo 3.20–21, Êxodo 4.1–9, Êxodo 4.3, Êxodo 4.6, Êxodo 4.9, Êxodo 4.10–17, Êxodo 4.11, Êxodo 4.13, Êxodo 4.14–17, Êxodo 4.18, Êxodo 4.20, Êxodo 4.21–23, Êxodo 4.24–26, Êxodo 4.25, Êxodo 4.27, Êxodo 4.29–7.7, Êxodo 4.31, Êxodo 5.1, Êxodo 5.1–14, Êxodo 5.2, Êxodo 5.3, Êxodo 5.4–5, Êxodo 5.6–14, Êxodo 5.7, Êxodo 5.22, Êxodo 5.22–23, Êxodo 6.1, Êxodo 6.1–13, Êxodo 6.2–3, Êxodo 6.2–8, Êxodo 6.7, Êxodo 6.9, Êxodo 6.10–13, Êxodo 6.14–16, Êxodo 6.14–30, Êxodo 6.16–20, Êxodo 6.18, Êxodo 6.20–25, Êxodo 7.1–7, Êxodo 7.3, Êxodo 7.5, Êxodo 7.7, Êxodo 7.8–11.10, Êxodo 7.8–12.30, Êxodo 7.9, Êxodo 7.11, Êxodo 7.14, Êxodo 7.14–25, Êxodo 7.22, Êxodo 8.1–15, Êxodo 8.7–8, Êxodo 8.9, Êxodo 8.10, Êxodo 8.13, Êxodo 8.16–19, Êxodo 8.19, Êxodo 8.20–32, Êxodo 8.25, Êxodo 8.26–27, Êxodo 8.29–30, Êxodo 9.1–7, Êxodo 9.3, Êxodo 9.5–6, Êxodo 9.8–12, Êxodo 9.12, Êxodo 9.13–33, Êxodo 9.14–17, Êxodo 9.16, Êxodo 9.20–21, Êxodo 9.26, Êxodo 9.27, Êxodo 9.29, Êxodo 10.1–20, Êxodo 10.2, Êxodo 10.4, Êxodo 10.7–11, Êxodo 10.13, Êxodo 10.13–15, Êxodo 10.17, Êxodo 10.21–29, Êxodo 10.24, Êxodo 10.25–26, Êxodo 10.27–29, Êxodo 11.1–9, Êxodo 11.3, Êxodo 11.5, Êxodo 11.7, Êxodo 11.8, Êxodo 12.1–30, Êxodo 12.2, Êxodo 12.5, Êxodo 12.6, Êxodo 12.7, Êxodo 12.10, Êxodo 12.11, Êxodo 12.12, Êxodo 12.14, Êxodo 12.15, Êxodo 12.22, Êxodo 12.25, Êxodo 12.26–27, Êxodo 12.28–30, Êxodo 12.31–33, Êxodo 12.31–14.31, Êxodo 12.35, Êxodo 12.37, Êxodo 12.38, Êxodo 12.40, Êxodo 12.43–50, Êxodo 12.46, Êxodo 12.51, Êxodo 13.1–10, Êxodo 13.1–16, Êxodo 13.5, Êxodo 13.9, Êxodo 13.13, Êxodo 13.16, Êxodo 13.17–18, Êxodo 13.17–14.4, Êxodo 13.18, Êxodo 13.19, Êxodo 13.20, Êxodo 13.21, Êxodo 14.2, Êxodo 14.4, Êxodo 14.5–14, Êxodo 14.6–7, Êxodo 14.9, Êxodo 14.10–12, Êxodo 14.13–14, Êxodo 14.15–31, Êxodo 14.17, Êxodo 14.19–25, Êxodo 14.22, Êxodo 14.25, Êxodo 14.31, Êxodo 15.1, Êxodo 15.1–5, Êxodo 15.1–18, Êxodo 15.2, Êxodo 15.3, Êxodo 15.6, Êxodo 15.6–12, Êxodo 15.8, Êxodo 15.9–10, Êxodo 15.11, Êxodo 15.13, Êxodo 15.13–18, Êxodo 15.14–15, Êxodo 15.17, Êxodo 15.19–21, Êxodo 15.22–27, Êxodo 15.22–18.27, Êxodo 15.23, Êxodo 15.24, Êxodo 15.25, Êxodo 15.26, Êxodo 16.1–36, Êxodo 16.2, Êxodo 16.3, Êxodo 16.4–5, Êxodo 16.7, Êxodo 16.15, Êxodo 16.19–20, Êxodo 16.21–30, Êxodo 16.32–36, Êxodo 16.35, Êxodo 17.1, Êxodo 17.2, Êxodo 17.3, Êxodo 17.6, Êxodo 17.8, Êxodo 17.8–16, Êxodo 17.9, Êxodo 17.9–13, Êxodo 17.14–16, Êxodo 17.15, Êxodo 17.16, Êxodo 18.1–12, Êxodo 18.7, Êxodo 18.13–16, Êxodo 18.13–27, Êxodo 18.17–18, Êxodo 18.19–22, Êxodo 19.1, Êxodo 19.1–9, Êxodo 19.2, Êxodo 19.3, Êxodo 19.5–6, Êxodo 19.7–8, Êxodo 19.9, Êxodo 19.10–15, Êxodo 19.16–25, Êxodo 19.21–25, Êxodo 20.1, Êxodo 20.1–17, Êxodo 20.1–23.33, Êxodo 20.2, Êxodo 20.3, Êxodo 20.3–11, Êxodo 20.3–17, Êxodo 20.4, Êxodo 20.5–6, Êxodo 20.7, Êxodo 20.8–11, Êxodo 20.11, Êxodo 20.12, Êxodo 20.12–17, Êxodo 20.13, Êxodo 20.14, Êxodo 20.15, Êxodo 20.16, Êxodo 20.17, Êxodo 20.18–21, Êxodo 20.18–26, Êxodo 20.22–26, Êxodo 21.1–11, Êxodo 21.1–23.19, Êxodo 21.1–23.33, Êxodo 21.2, Êxodo 21.3, Êxodo 21.4–6, Êxodo 21.7–9, Êxodo 21.12–17, Êxodo 21.14, Êxodo 21.17, Êxodo 21.18–27, Êxodo 21.22–25, Êxodo 21.28–32, Êxodo 21.33–22.15, Êxodo 22.16–31, Êxodo 22.18, Êxodo 22.20, Êxodo 22.21, Êxodo 22.22–23, Êxodo 22.25–27, Êxodo 22.30, Êxodo 22.31, Êxodo 23.1–3, Êxodo 23.1–9, Êxodo 23.7, Êxodo 23.10–12, Êxodo 23.14–17, Êxodo 23.15, Êxodo 23.16, Êxodo 23.18, Êxodo 23.19, Êxodo 23.20–23, Êxodo 23.20–33, Êxodo 23.24, Êxodo 23.26, Êxodo 23.29–31, Êxodo 23.31, Êxodo 23.33, Êxodo 24.1–2, Êxodo 24.1–18, Êxodo 24.3, Êxodo 24.4, Êxodo 24.6, Êxodo 24.7, Êxodo 24.8, Êxodo 24.10, Êxodo 24.11, Êxodo 24.12, Êxodo 24.17, Êxodo 25.1–27.19, Êxodo 25.1–40.38, Êxodo 25.2, Êxodo 25.8, Êxodo 25.9, Êxodo 25.10–22, Êxodo 25.12–15, Êxodo 25.17, Êxodo 25.18, Êxodo 25.22, Êxodo 25.23–30, Êxodo 25.29, Êxodo 25.31–39, Êxodo 26.1–37, Êxodo 26.2–6, Êxodo 26.9, Êxodo 26.15, Êxodo 26.19, Êxodo 26.31, Êxodo 26.33, Êxodo 26.36–37, Êxodo 27.1–8, Êxodo 27.1–19, Êxodo 27.2, Êxodo 27.5, Êxodo 27.9–19, Êxodo 27.16, Êxodo 27.19, Êxodo 27.20–21, Êxodo 27.20–30.38, Êxodo 27.21, Êxodo 28.1–2, Êxodo 28.1–43, Êxodo 28.6–14, Êxodo 28.12, Êxodo 28.15–30, Êxodo 28.29, Êxodo 28.30, Êxodo 28.31–35, Êxodo 28.36–38, Êxodo 28.39, Êxodo 28.42–43, Êxodo 29.1, Êxodo 29.1–37, Êxodo 29.4, Êxodo 29.7, Êxodo 29.9, Êxodo 29.10–34, Êxodo 29.13, Êxodo 29.14, Êxodo 29.15–18, Êxodo 29.18, Êxodo 29.19–28, Êxodo 29.20–21, Êxodo 29.30, Êxodo 29.31, Êxodo 29.32–34, Êxodo 29.33, Êxodo 29.37, Êxodo 29.38–41, Êxodo 29.42–46, Êxodo 29.46, Êxodo 30.1–10, Êxodo 30.6, Êxodo 30.12, Êxodo 30.17–21, Êxodo 30.22–38, Êxodo 30.33, Êxodo 31.1–11, Êxodo 31.3, Êxodo 31.6, Êxodo 31.11, Êxodo 31.12–18, Êxodo 31.14–15, Êxodo 31.18, Êxodo 32.1, Êxodo 32.1–6, Êxodo 32.1–35, Êxodo 32.2–4, Êxodo 32.4, Êxodo 32.5, Êxodo 32.6, Êxodo 32.7, Êxodo 32.9–10, Êxodo 32.10, Êxodo 32.11–13, Êxodo 32.14, Êxodo 32.15–29, Êxodo 32.16, Êxodo 32.19, Êxodo 32.20, Êxodo 32.21–25, Êxodo 32.25, Êxodo 32.26–29, Êxodo 32.30–35, Êxodo 32.32, Êxodo 32.33, Êxodo 32.34, Êxodo 33.1–6, Êxodo 33.2–3, Êxodo 33.3, Êxodo 33.4–6, Êxodo 33.7, Êxodo 33.7–11, Êxodo 33.8–11, Êxodo 33.11, Êxodo 33.12, Êxodo 33.12–23, Êxodo 33.13, Êxodo 33.14, Êxodo 33.15–16, Êxodo 33.17, Êxodo 33.18, Êxodo 33.19, Êxodo 33.20–23, Êxodo 34.1–3, Êxodo 34.1–35, Êxodo 34.5–6, Êxodo 34.5–9, Êxodo 34.6, Êxodo 34.7, Êxodo 34.8–9, Êxodo 34.10–11, Êxodo 34.10–26, Êxodo 34.12–17, Êxodo 34.13, Êxodo 34.16, Êxodo 34.22, Êxodo 34.23, Êxodo 34.24, Êxodo 34.27–28, Êxodo 34.29–35, Êxodo 34.33, Êxodo 35.1–40.38, Êxodo 35.4–36.7, Êxodo 37.1–29, Êxodo 38.1–20, Êxodo 38.8, Êxodo 38.21, Êxodo 38.21–29, Êxodo 38.26, Êxodo 39.1–31, Êxodo 39.30, Êxodo 39.32–43, Êxodo 40.1–33, Êxodo 40.2, Êxodo 40.3, Êxodo 40.33, Êxodo 40.34–38, Êxodo 40.38</w:t>
+      </w:r>
+      <w:r/>
+    </w:p>
+    <w:p>
+      <w:r/>
+      <w:r>
+        <w:t xml:space="preserve"> </w:t>
+      </w:r>
+      <w:r/>
+      <w:r/>
+    </w:p>
+    <w:p>
+      <w:pPr>
+        <w:sectPr>
           <w:footnotePr>
             <w:numRestart w:val="eachSect"/>
           </w:footnotePr>

--- a/por/docx/02.content.docx
+++ b/por/docx/02.content.docx
@@ -163,13 +163,6 @@
         <w:rPr>
           <w:lang w:val="pt_PT" w:bidi="pt_PT"/>
         </w:rPr>
-      </w:r>
-      <w:r>
-        <w:rPr>
-          <w:i/>
-          <w:lang w:val="pt_PT" w:bidi="pt_PT"/>
-        </w:rPr>
-        <w:t>Êxodo 1.1, Êxodo 1.1–22, Êxodo 1.2–4, Êxodo 1.5, Êxodo 1.6–7, Êxodo 1.8–10, Êxodo 1.10, Êxodo 1.11, Êxodo 1.12, Êxodo 1.14, Êxodo 1.15, Êxodo 1.16, Êxodo 1.17, Êxodo 1.19, Êxodo 1.20–21, Êxodo 2.1, Êxodo 2.1–25, Êxodo 2.2, Êxodo 2.3, Êxodo 2.5–6, Êxodo 2.7–9, Êxodo 2.10, Êxodo 2.11–12, Êxodo 2.11–15, Êxodo 2.13, Êxodo 2.14, Êxodo 2.15, Êxodo 2.16, Êxodo 2.16–25, Êxodo 2.17, Êxodo 2.18–20, Êxodo 2.24–25, Êxodo 3.1, Êxodo 3.1–10, Êxodo 3.1–4.28, Êxodo 3.2, Êxodo 3.4, Êxodo 3.5, Êxodo 3.6, Êxodo 3.7, Êxodo 3.8, Êxodo 3.10, Êxodo 3.11–12, Êxodo 3.11–4.17, Êxodo 3.12, Êxodo 3.13–22, Êxodo 3.14, Êxodo 3.15, Êxodo 3.16–17, Êxodo 3.18, Êxodo 3.19, Êxodo 3.20–21, Êxodo 4.1–9, Êxodo 4.3, Êxodo 4.6, Êxodo 4.9, Êxodo 4.10–17, Êxodo 4.11, Êxodo 4.13, Êxodo 4.14–17, Êxodo 4.18, Êxodo 4.20, Êxodo 4.21–23, Êxodo 4.24–26, Êxodo 4.25, Êxodo 4.27, Êxodo 4.29–7.7, Êxodo 4.31, Êxodo 5.1, Êxodo 5.1–14, Êxodo 5.2, Êxodo 5.3, Êxodo 5.4–5, Êxodo 5.6–14, Êxodo 5.7, Êxodo 5.22, Êxodo 5.22–23, Êxodo 6.1, Êxodo 6.1–13, Êxodo 6.2–3, Êxodo 6.2–8, Êxodo 6.7, Êxodo 6.9, Êxodo 6.10–13, Êxodo 6.14–16, Êxodo 6.14–30, Êxodo 6.16–20, Êxodo 6.18, Êxodo 6.20–25, Êxodo 7.1–7, Êxodo 7.3, Êxodo 7.5, Êxodo 7.7, Êxodo 7.8–11.10, Êxodo 7.8–12.30, Êxodo 7.9, Êxodo 7.11, Êxodo 7.14, Êxodo 7.14–25, Êxodo 7.22, Êxodo 8.1–15, Êxodo 8.7–8, Êxodo 8.9, Êxodo 8.10, Êxodo 8.13, Êxodo 8.16–19, Êxodo 8.19, Êxodo 8.20–32, Êxodo 8.25, Êxodo 8.26–27, Êxodo 8.29–30, Êxodo 9.1–7, Êxodo 9.3, Êxodo 9.5–6, Êxodo 9.8–12, Êxodo 9.12, Êxodo 9.13–33, Êxodo 9.14–17, Êxodo 9.16, Êxodo 9.20–21, Êxodo 9.26, Êxodo 9.27, Êxodo 9.29, Êxodo 10.1–20, Êxodo 10.2, Êxodo 10.4, Êxodo 10.7–11, Êxodo 10.13, Êxodo 10.13–15, Êxodo 10.17, Êxodo 10.21–29, Êxodo 10.24, Êxodo 10.25–26, Êxodo 10.27–29, Êxodo 11.1–9, Êxodo 11.3, Êxodo 11.5, Êxodo 11.7, Êxodo 11.8, Êxodo 12.1–30, Êxodo 12.2, Êxodo 12.5, Êxodo 12.6, Êxodo 12.7, Êxodo 12.10, Êxodo 12.11, Êxodo 12.12, Êxodo 12.14, Êxodo 12.15, Êxodo 12.22, Êxodo 12.25, Êxodo 12.26–27, Êxodo 12.28–30, Êxodo 12.31–33, Êxodo 12.31–14.31, Êxodo 12.35, Êxodo 12.37, Êxodo 12.38, Êxodo 12.40, Êxodo 12.43–50, Êxodo 12.46, Êxodo 12.51, Êxodo 13.1–10, Êxodo 13.1–16, Êxodo 13.5, Êxodo 13.9, Êxodo 13.13, Êxodo 13.16, Êxodo 13.17–18, Êxodo 13.17–14.4, Êxodo 13.18, Êxodo 13.19, Êxodo 13.20, Êxodo 13.21, Êxodo 14.2, Êxodo 14.4, Êxodo 14.5–14, Êxodo 14.6–7, Êxodo 14.9, Êxodo 14.10–12, Êxodo 14.13–14, Êxodo 14.15–31, Êxodo 14.17, Êxodo 14.19–25, Êxodo 14.22, Êxodo 14.25, Êxodo 14.31, Êxodo 15.1, Êxodo 15.1–5, Êxodo 15.1–18, Êxodo 15.2, Êxodo 15.3, Êxodo 15.6, Êxodo 15.6–12, Êxodo 15.8, Êxodo 15.9–10, Êxodo 15.11, Êxodo 15.13, Êxodo 15.13–18, Êxodo 15.14–15, Êxodo 15.17, Êxodo 15.19–21, Êxodo 15.22–27, Êxodo 15.22–18.27, Êxodo 15.23, Êxodo 15.24, Êxodo 15.25, Êxodo 15.26, Êxodo 16.1–36, Êxodo 16.2, Êxodo 16.3, Êxodo 16.4–5, Êxodo 16.7, Êxodo 16.15, Êxodo 16.19–20, Êxodo 16.21–30, Êxodo 16.32–36, Êxodo 16.35, Êxodo 17.1, Êxodo 17.2, Êxodo 17.3, Êxodo 17.6, Êxodo 17.8, Êxodo 17.8–16, Êxodo 17.9, Êxodo 17.9–13, Êxodo 17.14–16, Êxodo 17.15, Êxodo 17.16, Êxodo 18.1–12, Êxodo 18.7, Êxodo 18.13–16, Êxodo 18.13–27, Êxodo 18.17–18, Êxodo 18.19–22, Êxodo 19.1, Êxodo 19.1–9, Êxodo 19.2, Êxodo 19.3, Êxodo 19.5–6, Êxodo 19.7–8, Êxodo 19.9, Êxodo 19.10–15, Êxodo 19.16–25, Êxodo 19.21–25, Êxodo 20.1, Êxodo 20.1–17, Êxodo 20.1–23.33, Êxodo 20.2, Êxodo 20.3, Êxodo 20.3–11, Êxodo 20.3–17, Êxodo 20.4, Êxodo 20.5–6, Êxodo 20.7, Êxodo 20.8–11, Êxodo 20.11, Êxodo 20.12, Êxodo 20.12–17, Êxodo 20.13, Êxodo 20.14, Êxodo 20.15, Êxodo 20.16, Êxodo 20.17, Êxodo 20.18–21, Êxodo 20.18–26, Êxodo 20.22–26, Êxodo 21.1–11, Êxodo 21.1–23.19, Êxodo 21.1–23.33, Êxodo 21.2, Êxodo 21.3, Êxodo 21.4–6, Êxodo 21.7–9, Êxodo 21.12–17, Êxodo 21.14, Êxodo 21.17, Êxodo 21.18–27, Êxodo 21.22–25, Êxodo 21.28–32, Êxodo 21.33–22.15, Êxodo 22.16–31, Êxodo 22.18, Êxodo 22.20, Êxodo 22.21, Êxodo 22.22–23, Êxodo 22.25–27, Êxodo 22.30, Êxodo 22.31, Êxodo 23.1–3, Êxodo 23.1–9, Êxodo 23.7, Êxodo 23.10–12, Êxodo 23.14–17, Êxodo 23.15, Êxodo 23.16, Êxodo 23.18, Êxodo 23.19, Êxodo 23.20–23, Êxodo 23.20–33, Êxodo 23.24, Êxodo 23.26, Êxodo 23.29–31, Êxodo 23.31, Êxodo 23.33, Êxodo 24.1–2, Êxodo 24.1–18, Êxodo 24.3, Êxodo 24.4, Êxodo 24.6, Êxodo 24.7, Êxodo 24.8, Êxodo 24.10, Êxodo 24.11, Êxodo 24.12, Êxodo 24.17, Êxodo 25.1–27.19, Êxodo 25.1–40.38, Êxodo 25.2, Êxodo 25.8, Êxodo 25.9, Êxodo 25.10–22, Êxodo 25.12–15, Êxodo 25.17, Êxodo 25.18, Êxodo 25.22, Êxodo 25.23–30, Êxodo 25.29, Êxodo 25.31–39, Êxodo 26.1–37, Êxodo 26.2–6, Êxodo 26.9, Êxodo 26.15, Êxodo 26.19, Êxodo 26.31, Êxodo 26.33, Êxodo 26.36–37, Êxodo 27.1–8, Êxodo 27.1–19, Êxodo 27.2, Êxodo 27.5, Êxodo 27.9–19, Êxodo 27.16, Êxodo 27.19, Êxodo 27.20–21, Êxodo 27.20–30.38, Êxodo 27.21, Êxodo 28.1–2, Êxodo 28.1–43, Êxodo 28.6–14, Êxodo 28.12, Êxodo 28.15–30, Êxodo 28.29, Êxodo 28.30, Êxodo 28.31–35, Êxodo 28.36–38, Êxodo 28.39, Êxodo 28.42–43, Êxodo 29.1, Êxodo 29.1–37, Êxodo 29.4, Êxodo 29.7, Êxodo 29.9, Êxodo 29.10–34, Êxodo 29.13, Êxodo 29.14, Êxodo 29.15–18, Êxodo 29.18, Êxodo 29.19–28, Êxodo 29.20–21, Êxodo 29.30, Êxodo 29.31, Êxodo 29.32–34, Êxodo 29.33, Êxodo 29.37, Êxodo 29.38–41, Êxodo 29.42–46, Êxodo 29.46, Êxodo 30.1–10, Êxodo 30.6, Êxodo 30.12, Êxodo 30.17–21, Êxodo 30.22–38, Êxodo 30.33, Êxodo 31.1–11, Êxodo 31.3, Êxodo 31.6, Êxodo 31.11, Êxodo 31.12–18, Êxodo 31.14–15, Êxodo 31.18, Êxodo 32.1, Êxodo 32.1–6, Êxodo 32.1–35, Êxodo 32.2–4, Êxodo 32.4, Êxodo 32.5, Êxodo 32.6, Êxodo 32.7, Êxodo 32.9–10, Êxodo 32.10, Êxodo 32.11–13, Êxodo 32.14, Êxodo 32.15–29, Êxodo 32.16, Êxodo 32.19, Êxodo 32.20, Êxodo 32.21–25, Êxodo 32.25, Êxodo 32.26–29, Êxodo 32.30–35, Êxodo 32.32, Êxodo 32.33, Êxodo 32.34, Êxodo 33.1–6, Êxodo 33.2–3, Êxodo 33.3, Êxodo 33.4–6, Êxodo 33.7, Êxodo 33.7–11, Êxodo 33.8–11, Êxodo 33.11, Êxodo 33.12, Êxodo 33.12–23, Êxodo 33.13, Êxodo 33.14, Êxodo 33.15–16, Êxodo 33.17, Êxodo 33.18, Êxodo 33.19, Êxodo 33.20–23, Êxodo 34.1–3, Êxodo 34.1–35, Êxodo 34.5–6, Êxodo 34.5–9, Êxodo 34.6, Êxodo 34.7, Êxodo 34.8–9, Êxodo 34.10–11, Êxodo 34.10–26, Êxodo 34.12–17, Êxodo 34.13, Êxodo 34.16, Êxodo 34.22, Êxodo 34.23, Êxodo 34.24, Êxodo 34.27–28, Êxodo 34.29–35, Êxodo 34.33, Êxodo 35.1–40.38, Êxodo 35.4–36.7, Êxodo 37.1–29, Êxodo 38.1–20, Êxodo 38.8, Êxodo 38.21, Êxodo 38.21–29, Êxodo 38.26, Êxodo 39.1–31, Êxodo 39.30, Êxodo 39.32–43, Êxodo 40.1–33, Êxodo 40.2, Êxodo 40.3, Êxodo 40.33, Êxodo 40.34–38, Êxodo 40.38</w:t>
       </w:r>
       <w:r>
         <w:rPr>

--- a/por/docx/02.content.docx
+++ b/por/docx/02.content.docx
@@ -150,19 +150,6 @@
           <w:lang w:val="pt_PT" w:bidi="pt_PT"/>
         </w:rPr>
         <w:t>EXO</w:t>
-      </w:r>
-      <w:r>
-        <w:rPr>
-          <w:lang w:val="pt_PT" w:bidi="pt_PT"/>
-        </w:rPr>
-      </w:r>
-    </w:p>
-    <w:p>
-      <w:pPr/>
-      <w:r>
-        <w:rPr>
-          <w:lang w:val="pt_PT" w:bidi="pt_PT"/>
-        </w:rPr>
       </w:r>
       <w:r>
         <w:rPr>

--- a/por/docx/02.content.docx
+++ b/por/docx/02.content.docx
@@ -19,7 +19,7 @@
         <w:rPr>
           <w:lang w:val="pt_PT" w:bidi="pt_PT"/>
         </w:rPr>
-        <w:t>Resource: Notas de Estudo (Tyndale)</w:t>
+        <w:t>Resource: Tyndale Open Study Notes</w:t>
       </w:r>
       <w:r>
         <w:rPr>
@@ -112,7 +112,7 @@
         <w:rPr>
           <w:lang w:val="pt_PT" w:bidi="pt_PT"/>
         </w:rPr>
-        <w:t>Notas de Estudo (Tyndale)</w:t>
+        <w:t>Tyndale Open Study Notes</w:t>
       </w:r>
     </w:p>
     <w:p>

--- a/por/docx/02.content.docx
+++ b/por/docx/02.content.docx
@@ -19,7 +19,7 @@
         <w:rPr>
           <w:lang w:val="pt_PT" w:bidi="pt_PT"/>
         </w:rPr>
-        <w:t>Resource: Tyndale Open Study Notes</w:t>
+        <w:t>Resource: Aquifer Open Study Notes</w:t>
       </w:r>
       <w:r>
         <w:rPr>
@@ -112,7 +112,7 @@
         <w:rPr>
           <w:lang w:val="pt_PT" w:bidi="pt_PT"/>
         </w:rPr>
-        <w:t>Tyndale Open Study Notes</w:t>
+        <w:t>Aquifer Open Study Notes</w:t>
       </w:r>
     </w:p>
     <w:p>
